--- a/5. Evaluación del Desempeño/PR-14 Revisión por la Dirección.docx
+++ b/5. Evaluación del Desempeño/PR-14 Revisión por la Dirección.docx
@@ -585,7 +585,7 @@
         <w:rPr>
           <w:rFonts w:ascii="Arial" w:hAnsi="Arial" w:cs="Arial"/>
         </w:rPr>
-        <w:t>PR-12, FR-9.1-01</w:t>
+        <w:t>PR-12, FR-113-01</w:t>
       </w:r>
     </w:p>
     <w:p>
@@ -624,7 +624,7 @@
         <w:rPr>
           <w:rFonts w:ascii="Arial" w:hAnsi="Arial" w:cs="Arial"/>
         </w:rPr>
-        <w:t>PR-05, FR-36-01</w:t>
+        <w:t>PR-05, FR-116-01</w:t>
       </w:r>
     </w:p>
     <w:p>
